--- a/kurs/classroom-pack/vecka-04/elev-enfas.docx
+++ b/kurs/classroom-pack/vecka-04/elev-enfas.docx
@@ -468,6 +468,20 @@
           <w:color w:val="111111"/>
           <w:sz w:val="21"/>
         </w:rPr>
+        <w:t>Ström = spänning genom motstånd.  I = U / R.  Topp ≈ rms × √2.</w:t>
+      </w:r>
+    </w:p>
+    <w:p>
+      <w:pPr>
+        <w:spacing w:before="0" w:after="120" w:line="276" w:lineRule="auto"/>
+      </w:pPr>
+      <w:r>
+        <w:rPr>
+          <w:rFonts w:ascii="IBM Plex Sans" w:hAnsi="IBM Plex Sans" w:eastAsia="IBM Plex Sans" w:cs="IBM Plex Sans"/>
+          <w:b w:val="0"/>
+          <w:color w:val="111111"/>
+          <w:sz w:val="21"/>
+        </w:rPr>
         <w:t>230 V är  [ ] rms   [ ] topp</w:t>
       </w:r>
     </w:p>
@@ -497,6 +511,20 @@
           <w:sz w:val="21"/>
         </w:rPr>
         <w:t>Topp på sinus ≈ ______ V   (rms × √2)</w:t>
+      </w:r>
+    </w:p>
+    <w:p>
+      <w:pPr>
+        <w:spacing w:before="0" w:after="120" w:line="276" w:lineRule="auto"/>
+      </w:pPr>
+      <w:r>
+        <w:rPr>
+          <w:rFonts w:ascii="IBM Plex Sans" w:hAnsi="IBM Plex Sans" w:eastAsia="IBM Plex Sans" w:cs="IBM Plex Sans"/>
+          <w:b w:val="0"/>
+          <w:color w:val="111111"/>
+          <w:sz w:val="21"/>
+        </w:rPr>
+        <w:t>Elektriker: 230 ombord är inte lägenhetens TN. / Ingenjör: rms innan handen.</w:t>
       </w:r>
     </w:p>
     <w:p>
